--- a/06-学生侧材料/讲义/2026-06-23-周环反应.docx
+++ b/06-学生侧材料/讲义/2026-06-23-周环反应.docx
@@ -2,7 +2,7 @@
 <file path=word/document.xml><?xml version="1.0" encoding="utf-8"?>
 <w:document xmlns:w="http://schemas.openxmlformats.org/wordprocessingml/2006/main" xmlns:m="http://schemas.openxmlformats.org/officeDocument/2006/math" xmlns:r="http://schemas.openxmlformats.org/officeDocument/2006/relationships" xmlns:o="urn:schemas-microsoft-com:office:office" xmlns:v="urn:schemas-microsoft-com:vml" xmlns:w10="urn:schemas-microsoft-com:office:word" xmlns:a="http://schemas.openxmlformats.org/drawingml/2006/main" xmlns:pic="http://schemas.openxmlformats.org/drawingml/2006/picture" xmlns:wp="http://schemas.openxmlformats.org/drawingml/2006/wordprocessingDrawing">
   <w:body>
-    <w:bookmarkStart w:id="52" w:name="周环反应"/>
+    <w:bookmarkStart w:id="55" w:name="周环反应"/>
     <w:p>
       <w:pPr>
         <w:pStyle w:val="Heading1"/>
@@ -350,7 +350,7 @@
       </w:r>
     </w:p>
     <w:bookmarkEnd w:id="9"/>
-    <w:bookmarkStart w:id="12" w:name="一周环反应总论"/>
+    <w:bookmarkStart w:id="15" w:name="一周环反应总论"/>
     <w:p>
       <w:pPr>
         <w:pStyle w:val="Heading2"/>
@@ -426,7 +426,7 @@
           <w:p>
             <w:pPr>
               <w:pStyle w:val="Compact"/>
-              <w:jc w:val="left"/>
+              <w:jc w:val="center"/>
             </w:pPr>
             <w:r>
               <w:rPr>
@@ -442,6 +442,7 @@
           <w:p>
             <w:pPr>
               <w:pStyle w:val="Compact"/>
+              <w:jc w:val="center"/>
             </w:pPr>
             <w:r>
               <w:rPr>
@@ -459,7 +460,7 @@
           <w:p>
             <w:pPr>
               <w:pStyle w:val="Compact"/>
-              <w:jc w:val="left"/>
+              <w:jc w:val="center"/>
             </w:pPr>
             <w:r>
               <w:rPr>
@@ -476,6 +477,7 @@
           <w:p>
             <w:pPr>
               <w:pStyle w:val="Compact"/>
+              <w:jc w:val="center"/>
             </w:pPr>
             <w:r>
               <w:rPr>
@@ -492,7 +494,7 @@
           <w:p>
             <w:pPr>
               <w:pStyle w:val="Compact"/>
-              <w:jc w:val="left"/>
+              <w:jc w:val="center"/>
             </w:pPr>
             <w:r>
               <w:rPr>
@@ -509,6 +511,7 @@
           <w:p>
             <w:pPr>
               <w:pStyle w:val="Compact"/>
+              <w:jc w:val="center"/>
             </w:pPr>
             <w:r>
               <w:rPr>
@@ -525,7 +528,7 @@
           <w:p>
             <w:pPr>
               <w:pStyle w:val="Compact"/>
-              <w:jc w:val="left"/>
+              <w:jc w:val="center"/>
             </w:pPr>
             <w:r>
               <w:rPr>
@@ -542,6 +545,7 @@
           <w:p>
             <w:pPr>
               <w:pStyle w:val="Compact"/>
+              <w:jc w:val="center"/>
             </w:pPr>
             <w:r>
               <w:rPr>
@@ -564,7 +568,7 @@
           <w:p>
             <w:pPr>
               <w:pStyle w:val="Compact"/>
-              <w:jc w:val="left"/>
+              <w:jc w:val="center"/>
             </w:pPr>
             <w:r>
               <w:rPr>
@@ -581,6 +585,7 @@
           <w:p>
             <w:pPr>
               <w:pStyle w:val="Compact"/>
+              <w:jc w:val="center"/>
             </w:pPr>
             <w:r>
               <w:rPr>
@@ -593,7 +598,7 @@
       </w:tr>
     </w:tbl>
     <w:bookmarkEnd w:id="10"/>
-    <w:bookmarkStart w:id="11" w:name="三大类型"/>
+    <w:bookmarkStart w:id="14" w:name="三大类型"/>
     <w:p>
       <w:pPr>
         <w:pStyle w:val="Heading3"/>
@@ -606,6 +611,172 @@
           <w:rFonts w:hint="eastAsia" w:eastAsia="SimHei" w:ascii="Times New Roman" w:hAnsi="Times New Roman"/>
         </w:rPr>
         <w:t xml:space="preserve">三大类型</w:t>
+      </w:r>
+    </w:p>
+    <w:p>
+      <w:pPr>
+        <w:pStyle w:val="FirstParagraph"/>
+        <w:jc w:val="center"/>
+      </w:pPr>
+      <w:r>
+        <w:rPr>
+          <w:b w:val="0"/>
+          <w:i w:val="0"/>
+          <w:sz w:val="21"/>
+        </w:rPr>
+        <w:drawing>
+          <wp:inline>
+            <wp:extent cx="4762500" cy="3000375"/>
+            <wp:effectExtent b="0" l="0" r="0" t="0"/>
+            <wp:docPr descr="Woodward-Hoffmann 相关图——4π 电子体系的光化学电环化反应" title="" id="12" name="Picture"/>
+            <a:graphic>
+              <a:graphicData uri="http://schemas.openxmlformats.org/drawingml/2006/picture">
+                <pic:pic>
+                  <pic:nvPicPr>
+                    <pic:cNvPr descr="media/wh-correlation.png" id="13" name="Picture"/>
+                    <pic:cNvPicPr>
+                      <a:picLocks noChangeArrowheads="1" noChangeAspect="1"/>
+                    </pic:cNvPicPr>
+                  </pic:nvPicPr>
+                  <pic:blipFill>
+                    <a:blip r:embed="rId11"/>
+                    <a:stretch>
+                      <a:fillRect/>
+                    </a:stretch>
+                  </pic:blipFill>
+                  <pic:spPr bwMode="auto">
+                    <a:xfrm>
+                      <a:off x="0" y="0"/>
+                      <a:ext cx="4762500" cy="3000375"/>
+                    </a:xfrm>
+                    <a:prstGeom prst="rect">
+                      <a:avLst/>
+                    </a:prstGeom>
+                    <a:noFill/>
+                    <a:ln w="9525">
+                      <a:noFill/>
+                      <a:headEnd/>
+                      <a:tailEnd/>
+                    </a:ln>
+                  </pic:spPr>
+                </pic:pic>
+              </a:graphicData>
+            </a:graphic>
+          </wp:inline>
+        </w:drawing>
+      </w:r>
+      <w:r>
+        <w:rPr>
+          <w:b w:val="0"/>
+          <w:i w:val="0"/>
+          <w:sz w:val="21"/>
+        </w:rPr>
+        <w:t xml:space="preserve"> </w:t>
+      </w:r>
+      <w:r>
+        <w:rPr>
+          <w:rFonts w:hint="eastAsia" w:eastAsia="FangSong" w:ascii="Times New Roman" w:hAnsi="Times New Roman"/>
+          <w:b w:val="0"/>
+          <w:i w:val="0"/>
+          <w:iCs/>
+          <w:sz w:val="21"/>
+        </w:rPr>
+        <w:t xml:space="preserve">图</w:t>
+      </w:r>
+      <w:r>
+        <w:rPr>
+          <w:b w:val="0"/>
+          <w:i w:val="0"/>
+          <w:iCs/>
+          <w:sz w:val="21"/>
+        </w:rPr>
+        <w:t xml:space="preserve"> 4π </w:t>
+      </w:r>
+      <w:r>
+        <w:rPr>
+          <w:rFonts w:hint="eastAsia" w:eastAsia="FangSong" w:ascii="Times New Roman" w:hAnsi="Times New Roman"/>
+          <w:b w:val="0"/>
+          <w:i w:val="0"/>
+          <w:iCs/>
+          <w:sz w:val="21"/>
+        </w:rPr>
+        <w:t xml:space="preserve">电子体系的光化学电环化相关图。Woodward–Hoffmann</w:t>
+      </w:r>
+      <w:r>
+        <w:rPr>
+          <w:b w:val="0"/>
+          <w:i w:val="0"/>
+          <w:iCs/>
+          <w:sz w:val="21"/>
+        </w:rPr>
+        <w:t xml:space="preserve"> </w:t>
+      </w:r>
+      <w:r>
+        <w:rPr>
+          <w:rFonts w:hint="eastAsia" w:eastAsia="FangSong" w:ascii="Times New Roman" w:hAnsi="Times New Roman"/>
+          <w:b w:val="0"/>
+          <w:i w:val="0"/>
+          <w:iCs/>
+          <w:sz w:val="21"/>
+        </w:rPr>
+        <w:t xml:space="preserve">规则通过轨道对称性关联判断周环反应在热/光条件下的允许性。4n</w:t>
+      </w:r>
+      <w:r>
+        <w:rPr>
+          <w:b w:val="0"/>
+          <w:i w:val="0"/>
+          <w:iCs/>
+          <w:sz w:val="21"/>
+        </w:rPr>
+        <w:t xml:space="preserve"> </w:t>
+      </w:r>
+      <w:r>
+        <w:rPr>
+          <w:rFonts w:hint="eastAsia" w:eastAsia="FangSong" w:ascii="Times New Roman" w:hAnsi="Times New Roman"/>
+          <w:b w:val="0"/>
+          <w:i w:val="0"/>
+          <w:iCs/>
+          <w:sz w:val="21"/>
+        </w:rPr>
+        <w:t xml:space="preserve">体系热禁阻但光允许（对旋），4n+2</w:t>
+      </w:r>
+      <w:r>
+        <w:rPr>
+          <w:b w:val="0"/>
+          <w:i w:val="0"/>
+          <w:iCs/>
+          <w:sz w:val="21"/>
+        </w:rPr>
+        <w:t xml:space="preserve"> </w:t>
+      </w:r>
+      <w:r>
+        <w:rPr>
+          <w:rFonts w:hint="eastAsia" w:eastAsia="FangSong" w:ascii="Times New Roman" w:hAnsi="Times New Roman"/>
+          <w:b w:val="0"/>
+          <w:i w:val="0"/>
+          <w:iCs/>
+          <w:sz w:val="21"/>
+        </w:rPr>
+        <w:t xml:space="preserve">则相反（Wikimedia</w:t>
+      </w:r>
+      <w:r>
+        <w:rPr>
+          <w:b w:val="0"/>
+          <w:i w:val="0"/>
+          <w:iCs/>
+          <w:sz w:val="21"/>
+        </w:rPr>
+        <w:t xml:space="preserve"> </w:t>
+      </w:r>
+      <w:r>
+        <w:rPr>
+          <w:rFonts w:hint="eastAsia" w:eastAsia="FangSong" w:ascii="Times New Roman" w:hAnsi="Times New Roman"/>
+          <w:b w:val="0"/>
+          <w:i w:val="0"/>
+          <w:iCs/>
+          <w:sz w:val="21"/>
+        </w:rPr>
+        <w:t xml:space="preserve">Commons）</w:t>
       </w:r>
     </w:p>
     <w:tbl>
@@ -646,7 +817,7 @@
           <w:p>
             <w:pPr>
               <w:pStyle w:val="Compact"/>
-              <w:jc w:val="left"/>
+              <w:jc w:val="center"/>
             </w:pPr>
             <w:r>
               <w:rPr>
@@ -669,7 +840,7 @@
           <w:p>
             <w:pPr>
               <w:pStyle w:val="Compact"/>
-              <w:jc w:val="right"/>
+              <w:jc w:val="center"/>
             </w:pPr>
             <w:r>
               <w:rPr>
@@ -685,7 +856,7 @@
           <w:p>
             <w:pPr>
               <w:pStyle w:val="Compact"/>
-              <w:jc w:val="left"/>
+              <w:jc w:val="center"/>
             </w:pPr>
             <w:r>
               <w:rPr>
@@ -720,7 +891,7 @@
           <w:p>
             <w:pPr>
               <w:pStyle w:val="Compact"/>
-              <w:jc w:val="left"/>
+              <w:jc w:val="center"/>
             </w:pPr>
             <w:r>
               <w:rPr>
@@ -735,7 +906,7 @@
           <w:p>
             <w:pPr>
               <w:pStyle w:val="Compact"/>
-              <w:jc w:val="right"/>
+              <w:jc w:val="center"/>
             </w:pPr>
             <w:r>
               <w:rPr>
@@ -774,7 +945,7 @@
           <w:p>
             <w:pPr>
               <w:pStyle w:val="Compact"/>
-              <w:jc w:val="left"/>
+              <w:jc w:val="center"/>
             </w:pPr>
             <w:r>
               <w:rPr>
@@ -808,7 +979,7 @@
           <w:p>
             <w:pPr>
               <w:pStyle w:val="Compact"/>
-              <w:jc w:val="left"/>
+              <w:jc w:val="center"/>
             </w:pPr>
             <w:r>
               <w:rPr>
@@ -823,7 +994,7 @@
           <w:p>
             <w:pPr>
               <w:pStyle w:val="Compact"/>
-              <w:jc w:val="right"/>
+              <w:jc w:val="center"/>
             </w:pPr>
             <w:r>
               <w:rPr>
@@ -838,7 +1009,7 @@
           <w:p>
             <w:pPr>
               <w:pStyle w:val="Compact"/>
-              <w:jc w:val="left"/>
+              <w:jc w:val="center"/>
             </w:pPr>
             <w:r>
               <w:rPr>
@@ -880,7 +1051,7 @@
           <w:p>
             <w:pPr>
               <w:pStyle w:val="Compact"/>
-              <w:jc w:val="left"/>
+              <w:jc w:val="center"/>
             </w:pPr>
             <w:r>
               <w:rPr>
@@ -895,7 +1066,7 @@
           <w:p>
             <w:pPr>
               <w:pStyle w:val="Compact"/>
-              <w:jc w:val="right"/>
+              <w:jc w:val="center"/>
             </w:pPr>
             <w:r>
               <w:rPr>
@@ -916,7 +1087,7 @@
           <w:p>
             <w:pPr>
               <w:pStyle w:val="Compact"/>
-              <w:jc w:val="left"/>
+              <w:jc w:val="center"/>
             </w:pPr>
             <w:r>
               <w:rPr>
@@ -935,9 +1106,9 @@
         </w:pict>
       </w:r>
     </w:p>
-    <w:bookmarkEnd w:id="11"/>
-    <w:bookmarkEnd w:id="12"/>
-    <w:bookmarkStart w:id="16" w:name="二前线轨道理论fmo"/>
+    <w:bookmarkEnd w:id="14"/>
+    <w:bookmarkEnd w:id="15"/>
+    <w:bookmarkStart w:id="19" w:name="二前线轨道理论fmo"/>
     <w:p>
       <w:pPr>
         <w:pStyle w:val="Heading2"/>
@@ -949,7 +1120,7 @@
         <w:t xml:space="preserve">二、前线轨道理论（FMO）</w:t>
       </w:r>
     </w:p>
-    <w:bookmarkStart w:id="13" w:name="核心思想"/>
+    <w:bookmarkStart w:id="16" w:name="核心思想"/>
     <w:p>
       <w:pPr>
         <w:pStyle w:val="Heading3"/>
@@ -1093,8 +1264,8 @@
         <w:t xml:space="preserve">能隙越小反应越快</w:t>
       </w:r>
     </w:p>
-    <w:bookmarkEnd w:id="13"/>
-    <w:bookmarkStart w:id="14" w:name="对称性分析步骤"/>
+    <w:bookmarkEnd w:id="16"/>
+    <w:bookmarkStart w:id="17" w:name="对称性分析步骤"/>
     <w:p>
       <w:pPr>
         <w:pStyle w:val="Heading3"/>
@@ -1227,8 +1398,8 @@
         <w:t xml:space="preserve">热禁阻（光照可能允许）</w:t>
       </w:r>
     </w:p>
-    <w:bookmarkEnd w:id="14"/>
-    <w:bookmarkStart w:id="15" w:name="diels-alder-的-fmo-分析"/>
+    <w:bookmarkEnd w:id="17"/>
+    <w:bookmarkStart w:id="18" w:name="diels-alder-的-fmo-分析"/>
     <w:p>
       <w:pPr>
         <w:pStyle w:val="Heading3"/>
@@ -1489,9 +1660,9 @@
         </w:pict>
       </w:r>
     </w:p>
-    <w:bookmarkEnd w:id="15"/>
-    <w:bookmarkEnd w:id="16"/>
-    <w:bookmarkStart w:id="24" w:name="三diels-alder-反应"/>
+    <w:bookmarkEnd w:id="18"/>
+    <w:bookmarkEnd w:id="19"/>
+    <w:bookmarkStart w:id="27" w:name="三diels-alder-反应"/>
     <w:p>
       <w:pPr>
         <w:pStyle w:val="Heading2"/>
@@ -1512,7 +1683,7 @@
         <w:t xml:space="preserve">反应</w:t>
       </w:r>
     </w:p>
-    <w:bookmarkStart w:id="17" w:name="概述"/>
+    <w:bookmarkStart w:id="20" w:name="概述"/>
     <w:p>
       <w:pPr>
         <w:pStyle w:val="Heading3"/>
@@ -1534,6 +1705,12 @@
       <m:oMathPara>
         <m:oMathParaPr>
           <m:jc m:val="center"/>
+          <m:ctrlPr>
+            <w:rPr>
+              <w:sz w:val="28"/>
+              <w:szCs w:val="28"/>
+            </w:rPr>
+          </m:ctrlPr>
         </m:oMathParaPr>
         <m:oMath>
           <m:r>
@@ -1649,8 +1826,8 @@
         <w:t xml:space="preserve">构象</w:t>
       </w:r>
     </w:p>
-    <w:bookmarkEnd w:id="17"/>
-    <w:bookmarkStart w:id="18" w:name="立体化学syn-加成"/>
+    <w:bookmarkEnd w:id="20"/>
+    <w:bookmarkStart w:id="21" w:name="立体化学syn-加成"/>
     <w:p>
       <w:pPr>
         <w:pStyle w:val="Heading3"/>
@@ -1713,7 +1890,7 @@
           <w:p>
             <w:pPr>
               <w:pStyle w:val="Compact"/>
-              <w:jc w:val="left"/>
+              <w:jc w:val="center"/>
             </w:pPr>
             <w:r>
               <w:rPr>
@@ -1729,6 +1906,7 @@
           <w:p>
             <w:pPr>
               <w:pStyle w:val="Compact"/>
+              <w:jc w:val="center"/>
             </w:pPr>
             <w:r>
               <w:rPr>
@@ -1746,7 +1924,7 @@
           <w:p>
             <w:pPr>
               <w:pStyle w:val="Compact"/>
-              <w:jc w:val="left"/>
+              <w:jc w:val="center"/>
             </w:pPr>
             <w:r>
               <w:rPr>
@@ -1761,6 +1939,7 @@
           <w:p>
             <w:pPr>
               <w:pStyle w:val="Compact"/>
+              <w:jc w:val="center"/>
             </w:pPr>
             <w:r>
               <w:rPr>
@@ -1777,7 +1956,7 @@
           <w:p>
             <w:pPr>
               <w:pStyle w:val="Compact"/>
-              <w:jc w:val="left"/>
+              <w:jc w:val="center"/>
             </w:pPr>
             <w:r>
               <w:rPr>
@@ -1792,6 +1971,7 @@
           <w:p>
             <w:pPr>
               <w:pStyle w:val="Compact"/>
+              <w:jc w:val="center"/>
             </w:pPr>
             <w:r>
               <w:rPr>
@@ -1803,8 +1983,8 @@
         </w:tc>
       </w:tr>
     </w:tbl>
-    <w:bookmarkEnd w:id="18"/>
-    <w:bookmarkStart w:id="19" w:name="endo-规则"/>
+    <w:bookmarkEnd w:id="21"/>
+    <w:bookmarkStart w:id="22" w:name="endo-规则"/>
     <w:p>
       <w:pPr>
         <w:pStyle w:val="Heading3"/>
@@ -2028,7 +2208,7 @@
           <w:p>
             <w:pPr>
               <w:pStyle w:val="Compact"/>
-              <w:jc w:val="left"/>
+              <w:jc w:val="center"/>
             </w:pPr>
             <w:r>
               <w:rPr>
@@ -2044,7 +2224,7 @@
           <w:p>
             <w:pPr>
               <w:pStyle w:val="Compact"/>
-              <w:jc w:val="right"/>
+              <w:jc w:val="center"/>
             </w:pPr>
             <w:r>
               <w:rPr>
@@ -2078,7 +2258,7 @@
           <w:p>
             <w:pPr>
               <w:pStyle w:val="Compact"/>
-              <w:jc w:val="left"/>
+              <w:jc w:val="center"/>
             </w:pPr>
             <w:r>
               <w:rPr>
@@ -2095,7 +2275,7 @@
           <w:p>
             <w:pPr>
               <w:pStyle w:val="Compact"/>
-              <w:jc w:val="right"/>
+              <w:jc w:val="center"/>
             </w:pPr>
             <w:r>
               <w:rPr>
@@ -2145,7 +2325,7 @@
           <w:p>
             <w:pPr>
               <w:pStyle w:val="Compact"/>
-              <w:jc w:val="left"/>
+              <w:jc w:val="center"/>
             </w:pPr>
             <w:r>
               <w:rPr>
@@ -2162,7 +2342,7 @@
           <w:p>
             <w:pPr>
               <w:pStyle w:val="Compact"/>
-              <w:jc w:val="right"/>
+              <w:jc w:val="center"/>
             </w:pPr>
             <w:r>
               <w:rPr>
@@ -2257,8 +2437,8 @@
         <w:t xml:space="preserve"> exo。</w:t>
       </w:r>
     </w:p>
-    <w:bookmarkEnd w:id="19"/>
-    <w:bookmarkStart w:id="20" w:name="区域选择性邻位对位规则"/>
+    <w:bookmarkEnd w:id="22"/>
+    <w:bookmarkStart w:id="23" w:name="区域选择性邻位对位规则"/>
     <w:p>
       <w:pPr>
         <w:pStyle w:val="Heading3"/>
@@ -2292,7 +2472,7 @@
           <w:p>
             <w:pPr>
               <w:pStyle w:val="Compact"/>
-              <w:jc w:val="left"/>
+              <w:jc w:val="center"/>
             </w:pPr>
             <w:r>
               <w:rPr>
@@ -2308,6 +2488,7 @@
           <w:p>
             <w:pPr>
               <w:pStyle w:val="Compact"/>
+              <w:jc w:val="center"/>
             </w:pPr>
             <w:r>
               <w:rPr>
@@ -2325,7 +2506,7 @@
           <w:p>
             <w:pPr>
               <w:pStyle w:val="Compact"/>
-              <w:jc w:val="left"/>
+              <w:jc w:val="center"/>
             </w:pPr>
             <w:r>
               <w:rPr>
@@ -2360,6 +2541,7 @@
           <w:p>
             <w:pPr>
               <w:pStyle w:val="Compact"/>
+              <w:jc w:val="center"/>
             </w:pPr>
             <w:r>
               <w:rPr>
@@ -2396,7 +2578,7 @@
           <w:p>
             <w:pPr>
               <w:pStyle w:val="Compact"/>
-              <w:jc w:val="left"/>
+              <w:jc w:val="center"/>
             </w:pPr>
             <w:r>
               <w:rPr>
@@ -2431,6 +2613,7 @@
           <w:p>
             <w:pPr>
               <w:pStyle w:val="Compact"/>
+              <w:jc w:val="center"/>
             </w:pPr>
             <w:r>
               <w:rPr>
@@ -2497,8 +2680,8 @@
         <w:t xml:space="preserve">决定区域选择性。</w:t>
       </w:r>
     </w:p>
-    <w:bookmarkEnd w:id="20"/>
-    <w:bookmarkStart w:id="21" w:name="反向-diels-alder"/>
+    <w:bookmarkEnd w:id="23"/>
+    <w:bookmarkStart w:id="24" w:name="反向-diels-alder"/>
     <w:p>
       <w:pPr>
         <w:pStyle w:val="Heading3"/>
@@ -2539,8 +2722,8 @@
         <w:t xml:space="preserve"> Retro-D-A。</w:t>
       </w:r>
     </w:p>
-    <w:bookmarkEnd w:id="21"/>
-    <w:bookmarkStart w:id="22" w:name="分子内-diels-alderimda"/>
+    <w:bookmarkEnd w:id="24"/>
+    <w:bookmarkStart w:id="25" w:name="分子内-diels-alderimda"/>
     <w:p>
       <w:pPr>
         <w:pStyle w:val="Heading3"/>
@@ -2604,8 +2787,8 @@
         <w:t xml:space="preserve">形成多环产物。</w:t>
       </w:r>
     </w:p>
-    <w:bookmarkEnd w:id="22"/>
-    <w:bookmarkStart w:id="23" w:name="特殊变体"/>
+    <w:bookmarkEnd w:id="25"/>
+    <w:bookmarkStart w:id="26" w:name="特殊变体"/>
     <w:p>
       <w:pPr>
         <w:pStyle w:val="Heading3"/>
@@ -2641,7 +2824,7 @@
           <w:p>
             <w:pPr>
               <w:pStyle w:val="Compact"/>
-              <w:jc w:val="left"/>
+              <w:jc w:val="center"/>
             </w:pPr>
             <w:r>
               <w:rPr>
@@ -2657,6 +2840,7 @@
           <w:p>
             <w:pPr>
               <w:pStyle w:val="Compact"/>
+              <w:jc w:val="center"/>
             </w:pPr>
             <w:r>
               <w:rPr>
@@ -2690,7 +2874,7 @@
           <w:p>
             <w:pPr>
               <w:pStyle w:val="Compact"/>
-              <w:jc w:val="left"/>
+              <w:jc w:val="center"/>
             </w:pPr>
             <w:r>
               <w:rPr>
@@ -2723,6 +2907,7 @@
           <w:p>
             <w:pPr>
               <w:pStyle w:val="Compact"/>
+              <w:jc w:val="center"/>
             </w:pPr>
             <w:r>
               <w:rPr>
@@ -2772,7 +2957,7 @@
           <w:p>
             <w:pPr>
               <w:pStyle w:val="Compact"/>
-              <w:jc w:val="left"/>
+              <w:jc w:val="center"/>
             </w:pPr>
             <w:r>
               <w:rPr>
@@ -2789,6 +2974,7 @@
           <w:p>
             <w:pPr>
               <w:pStyle w:val="Compact"/>
+              <w:jc w:val="center"/>
             </w:pPr>
             <w:r>
               <w:rPr>
@@ -2856,7 +3042,7 @@
           <w:p>
             <w:pPr>
               <w:pStyle w:val="Compact"/>
-              <w:jc w:val="left"/>
+              <w:jc w:val="center"/>
             </w:pPr>
             <w:r>
               <w:rPr>
@@ -2881,6 +3067,7 @@
           <w:p>
             <w:pPr>
               <w:pStyle w:val="Compact"/>
+              <w:jc w:val="center"/>
             </w:pPr>
             <w:r>
               <w:rPr>
@@ -2944,9 +3131,9 @@
         </w:pict>
       </w:r>
     </w:p>
-    <w:bookmarkEnd w:id="23"/>
-    <w:bookmarkEnd w:id="24"/>
-    <w:bookmarkStart w:id="28" w:name="四22-环加成"/>
+    <w:bookmarkEnd w:id="26"/>
+    <w:bookmarkEnd w:id="27"/>
+    <w:bookmarkStart w:id="31" w:name="四22-环加成"/>
     <w:p>
       <w:pPr>
         <w:pStyle w:val="Heading2"/>
@@ -2967,7 +3154,7 @@
         <w:t xml:space="preserve">环加成</w:t>
       </w:r>
     </w:p>
-    <w:bookmarkStart w:id="25" w:name="一般规则"/>
+    <w:bookmarkStart w:id="28" w:name="一般规则"/>
     <w:p>
       <w:pPr>
         <w:pStyle w:val="Heading3"/>
@@ -3003,7 +3190,7 @@
           <w:p>
             <w:pPr>
               <w:pStyle w:val="Compact"/>
-              <w:jc w:val="left"/>
+              <w:jc w:val="center"/>
             </w:pPr>
             <w:r>
               <w:rPr>
@@ -3035,7 +3222,7 @@
           <w:p>
             <w:pPr>
               <w:pStyle w:val="Compact"/>
-              <w:jc w:val="left"/>
+              <w:jc w:val="center"/>
             </w:pPr>
             <w:r>
               <w:rPr>
@@ -3053,7 +3240,7 @@
           <w:p>
             <w:pPr>
               <w:pStyle w:val="Compact"/>
-              <w:jc w:val="left"/>
+              <w:jc w:val="center"/>
             </w:pPr>
             <w:r>
               <w:rPr>
@@ -3087,7 +3274,7 @@
           <w:p>
             <w:pPr>
               <w:pStyle w:val="Compact"/>
-              <w:jc w:val="left"/>
+              <w:jc w:val="center"/>
             </w:pPr>
             <w:r>
               <w:rPr>
@@ -3128,7 +3315,7 @@
           <w:p>
             <w:pPr>
               <w:pStyle w:val="Compact"/>
-              <w:jc w:val="left"/>
+              <w:jc w:val="center"/>
             </w:pPr>
             <w:r>
               <w:rPr>
@@ -3162,7 +3349,7 @@
           <w:p>
             <w:pPr>
               <w:pStyle w:val="Compact"/>
-              <w:jc w:val="left"/>
+              <w:jc w:val="center"/>
             </w:pPr>
             <w:r>
               <w:rPr>
@@ -3210,8 +3397,8 @@
         </w:tc>
       </w:tr>
     </w:tbl>
-    <w:bookmarkEnd w:id="25"/>
-    <w:bookmarkStart w:id="26" w:name="烯酮的-22-例外"/>
+    <w:bookmarkEnd w:id="28"/>
+    <w:bookmarkStart w:id="29" w:name="烯酮的-22-例外"/>
     <w:p>
       <w:pPr>
         <w:pStyle w:val="Heading3"/>
@@ -3413,8 +3600,8 @@
         <w:t xml:space="preserve">，是抗生素合成的关键反应）</w:t>
       </w:r>
     </w:p>
-    <w:bookmarkEnd w:id="26"/>
-    <w:bookmarkStart w:id="27" w:name="光环加成"/>
+    <w:bookmarkEnd w:id="29"/>
+    <w:bookmarkStart w:id="30" w:name="光环加成"/>
     <w:p>
       <w:pPr>
         <w:pStyle w:val="Heading3"/>
@@ -3436,6 +3623,12 @@
       <m:oMathPara>
         <m:oMathParaPr>
           <m:jc m:val="center"/>
+          <m:ctrlPr>
+            <w:rPr>
+              <w:sz w:val="28"/>
+              <w:szCs w:val="28"/>
+            </w:rPr>
+          </m:ctrlPr>
         </m:oMathParaPr>
         <m:oMath>
           <m:r>
@@ -3493,9 +3686,9 @@
         </w:pict>
       </w:r>
     </w:p>
-    <w:bookmarkEnd w:id="27"/>
-    <w:bookmarkEnd w:id="28"/>
-    <w:bookmarkStart w:id="33" w:name="五电环化反应"/>
+    <w:bookmarkEnd w:id="30"/>
+    <w:bookmarkEnd w:id="31"/>
+    <w:bookmarkStart w:id="36" w:name="五电环化反应"/>
     <w:p>
       <w:pPr>
         <w:pStyle w:val="Heading2"/>
@@ -3507,7 +3700,7 @@
         <w:t xml:space="preserve">五、电环化反应</w:t>
       </w:r>
     </w:p>
-    <w:bookmarkStart w:id="29" w:name="定义"/>
+    <w:bookmarkStart w:id="32" w:name="定义"/>
     <w:p>
       <w:pPr>
         <w:pStyle w:val="Heading3"/>
@@ -3551,8 +3744,8 @@
         <w:t xml:space="preserve">键（开环）。</w:t>
       </w:r>
     </w:p>
-    <w:bookmarkEnd w:id="29"/>
-    <w:bookmarkStart w:id="30" w:name="woodward-hoffmann-规则"/>
+    <w:bookmarkEnd w:id="32"/>
+    <w:bookmarkStart w:id="33" w:name="woodward-hoffmann-规则"/>
     <w:p>
       <w:pPr>
         <w:pStyle w:val="Heading3"/>
@@ -3984,8 +4177,8 @@
         <w:t xml:space="preserve">反式产物</w:t>
       </w:r>
     </w:p>
-    <w:bookmarkEnd w:id="30"/>
-    <w:bookmarkStart w:id="31" w:name="典型例子"/>
+    <w:bookmarkEnd w:id="33"/>
+    <w:bookmarkStart w:id="34" w:name="典型例子"/>
     <w:p>
       <w:pPr>
         <w:pStyle w:val="Heading3"/>
@@ -4021,7 +4214,7 @@
           <w:p>
             <w:pPr>
               <w:pStyle w:val="Compact"/>
-              <w:jc w:val="left"/>
+              <w:jc w:val="center"/>
             </w:pPr>
             <w:r>
               <w:rPr>
@@ -4094,7 +4287,7 @@
           <w:p>
             <w:pPr>
               <w:pStyle w:val="Compact"/>
-              <w:jc w:val="left"/>
+              <w:jc w:val="center"/>
             </w:pPr>
             <w:r>
               <w:rPr>
@@ -4156,7 +4349,7 @@
           <w:p>
             <w:pPr>
               <w:pStyle w:val="Compact"/>
-              <w:jc w:val="left"/>
+              <w:jc w:val="center"/>
             </w:pPr>
             <w:r>
               <w:rPr>
@@ -4213,8 +4406,8 @@
         </w:tc>
       </w:tr>
     </w:tbl>
-    <w:bookmarkEnd w:id="31"/>
-    <w:bookmarkStart w:id="32" w:name="nazarov-环化阳离子-4π-电环化"/>
+    <w:bookmarkEnd w:id="34"/>
+    <w:bookmarkStart w:id="35" w:name="nazarov-环化阳离子-4π-电环化"/>
     <w:p>
       <w:pPr>
         <w:pStyle w:val="Heading3"/>
@@ -4245,6 +4438,12 @@
       <m:oMathPara>
         <m:oMathParaPr>
           <m:jc m:val="center"/>
+          <m:ctrlPr>
+            <w:rPr>
+              <w:sz w:val="28"/>
+              <w:szCs w:val="28"/>
+            </w:rPr>
+          </m:ctrlPr>
         </m:oMathParaPr>
         <m:oMath>
           <m:r>
@@ -4366,9 +4565,9 @@
         </w:pict>
       </w:r>
     </w:p>
-    <w:bookmarkEnd w:id="32"/>
-    <w:bookmarkEnd w:id="33"/>
-    <w:bookmarkStart w:id="40" w:name="六σ-迁移反应"/>
+    <w:bookmarkEnd w:id="35"/>
+    <w:bookmarkEnd w:id="36"/>
+    <w:bookmarkStart w:id="43" w:name="六σ-迁移反应"/>
     <w:p>
       <w:pPr>
         <w:pStyle w:val="Heading2"/>
@@ -4389,7 +4588,7 @@
         <w:t xml:space="preserve">迁移反应</w:t>
       </w:r>
     </w:p>
-    <w:bookmarkStart w:id="34" w:name="定义-1"/>
+    <w:bookmarkStart w:id="37" w:name="定义-1"/>
     <w:p>
       <w:pPr>
         <w:pStyle w:val="Heading3"/>
@@ -4436,8 +4635,8 @@
         <w:t xml:space="preserve">方括号中数字之和。</w:t>
       </w:r>
     </w:p>
-    <w:bookmarkEnd w:id="34"/>
-    <w:bookmarkStart w:id="35" w:name="分类"/>
+    <w:bookmarkEnd w:id="37"/>
+    <w:bookmarkStart w:id="38" w:name="分类"/>
     <w:p>
       <w:pPr>
         <w:pStyle w:val="Heading3"/>
@@ -4472,7 +4671,7 @@
           <w:p>
             <w:pPr>
               <w:pStyle w:val="Compact"/>
-              <w:jc w:val="left"/>
+              <w:jc w:val="center"/>
             </w:pPr>
             <w:r>
               <w:rPr>
@@ -4488,6 +4687,7 @@
           <w:p>
             <w:pPr>
               <w:pStyle w:val="Compact"/>
+              <w:jc w:val="center"/>
             </w:pPr>
             <w:r>
               <w:rPr>
@@ -4503,7 +4703,7 @@
           <w:p>
             <w:pPr>
               <w:pStyle w:val="Compact"/>
-              <w:jc w:val="left"/>
+              <w:jc w:val="center"/>
             </w:pPr>
             <w:r>
               <w:rPr>
@@ -4521,7 +4721,7 @@
           <w:p>
             <w:pPr>
               <w:pStyle w:val="Compact"/>
-              <w:jc w:val="left"/>
+              <w:jc w:val="center"/>
             </w:pPr>
             <w:r>
               <w:rPr>
@@ -4538,6 +4738,7 @@
           <w:p>
             <w:pPr>
               <w:pStyle w:val="Compact"/>
+              <w:jc w:val="center"/>
             </w:pPr>
             <w:r>
               <w:rPr>
@@ -4570,7 +4771,7 @@
           <w:p>
             <w:pPr>
               <w:pStyle w:val="Compact"/>
-              <w:jc w:val="left"/>
+              <w:jc w:val="center"/>
             </w:pPr>
             <w:r>
               <w:rPr>
@@ -4593,7 +4794,7 @@
           <w:p>
             <w:pPr>
               <w:pStyle w:val="Compact"/>
-              <w:jc w:val="left"/>
+              <w:jc w:val="center"/>
             </w:pPr>
             <w:r>
               <w:rPr>
@@ -4610,6 +4811,7 @@
           <w:p>
             <w:pPr>
               <w:pStyle w:val="Compact"/>
+              <w:jc w:val="center"/>
             </w:pPr>
             <w:r>
               <w:rPr>
@@ -4636,7 +4838,7 @@
           <w:p>
             <w:pPr>
               <w:pStyle w:val="Compact"/>
-              <w:jc w:val="left"/>
+              <w:jc w:val="center"/>
             </w:pPr>
             <w:r>
               <w:rPr>
@@ -4659,7 +4861,7 @@
           <w:p>
             <w:pPr>
               <w:pStyle w:val="Compact"/>
-              <w:jc w:val="left"/>
+              <w:jc w:val="center"/>
             </w:pPr>
             <w:r>
               <w:rPr>
@@ -4684,6 +4886,7 @@
           <w:p>
             <w:pPr>
               <w:pStyle w:val="Compact"/>
+              <w:jc w:val="center"/>
             </w:pPr>
             <w:r>
               <w:rPr>
@@ -4698,7 +4901,7 @@
           <w:p>
             <w:pPr>
               <w:pStyle w:val="Compact"/>
-              <w:jc w:val="left"/>
+              <w:jc w:val="center"/>
             </w:pPr>
             <w:r>
               <w:rPr>
@@ -4728,8 +4931,8 @@
         </w:tc>
       </w:tr>
     </w:tbl>
-    <w:bookmarkEnd w:id="35"/>
-    <w:bookmarkStart w:id="36" w:name="h-迁移"/>
+    <w:bookmarkEnd w:id="38"/>
+    <w:bookmarkStart w:id="39" w:name="h-迁移"/>
     <w:p>
       <w:pPr>
         <w:pStyle w:val="Heading3"/>
@@ -4853,8 +5056,8 @@
         <w:t xml:space="preserve">       C                    H-C</w:t>
       </w:r>
     </w:p>
-    <w:bookmarkEnd w:id="36"/>
-    <w:bookmarkStart w:id="37" w:name="σ-迁移cope-重排"/>
+    <w:bookmarkEnd w:id="39"/>
+    <w:bookmarkStart w:id="40" w:name="σ-迁移cope-重排"/>
     <w:p>
       <w:pPr>
         <w:pStyle w:val="Heading3"/>
@@ -4920,6 +5123,12 @@
       <m:oMathPara>
         <m:oMathParaPr>
           <m:jc m:val="center"/>
+          <m:ctrlPr>
+            <w:rPr>
+              <w:sz w:val="28"/>
+              <w:szCs w:val="28"/>
+            </w:rPr>
+          </m:ctrlPr>
         </m:oMathParaPr>
         <m:oMath>
           <m:r>
@@ -5031,8 +5240,8 @@
         <w:t xml:space="preserve">立体专一性</w:t>
       </w:r>
     </w:p>
-    <w:bookmarkEnd w:id="37"/>
-    <w:bookmarkStart w:id="38" w:name="σ-迁移claisen-重排"/>
+    <w:bookmarkEnd w:id="40"/>
+    <w:bookmarkStart w:id="41" w:name="σ-迁移claisen-重排"/>
     <w:p>
       <w:pPr>
         <w:pStyle w:val="Heading3"/>
@@ -5098,6 +5307,12 @@
       <m:oMathPara>
         <m:oMathParaPr>
           <m:jc m:val="center"/>
+          <m:ctrlPr>
+            <w:rPr>
+              <w:sz w:val="28"/>
+              <w:szCs w:val="28"/>
+            </w:rPr>
+          </m:ctrlPr>
         </m:oMathParaPr>
         <m:oMath>
           <m:r>
@@ -5246,8 +5461,8 @@
         <w:t xml:space="preserve">质子转移恢复芳香性）</w:t>
       </w:r>
     </w:p>
-    <w:bookmarkEnd w:id="38"/>
-    <w:bookmarkStart w:id="39" w:name="选择规则总结"/>
+    <w:bookmarkEnd w:id="41"/>
+    <w:bookmarkStart w:id="42" w:name="选择规则总结"/>
     <w:p>
       <w:pPr>
         <w:pStyle w:val="Heading3"/>
@@ -5685,9 +5900,9 @@
         </w:pict>
       </w:r>
     </w:p>
-    <w:bookmarkEnd w:id="39"/>
-    <w:bookmarkEnd w:id="40"/>
-    <w:bookmarkStart w:id="43" w:name="七ene-反应"/>
+    <w:bookmarkEnd w:id="42"/>
+    <w:bookmarkEnd w:id="43"/>
+    <w:bookmarkStart w:id="46" w:name="七ene-反应"/>
     <w:p>
       <w:pPr>
         <w:pStyle w:val="Heading2"/>
@@ -5708,7 +5923,7 @@
         <w:t xml:space="preserve">反应</w:t>
       </w:r>
     </w:p>
-    <w:bookmarkStart w:id="41" w:name="定义-2"/>
+    <w:bookmarkStart w:id="44" w:name="定义-2"/>
     <w:p>
       <w:pPr>
         <w:pStyle w:val="Heading3"/>
@@ -5768,6 +5983,12 @@
       <m:oMathPara>
         <m:oMathParaPr>
           <m:jc m:val="center"/>
+          <m:ctrlPr>
+            <w:rPr>
+              <w:sz w:val="28"/>
+              <w:szCs w:val="28"/>
+            </w:rPr>
+          </m:ctrlPr>
         </m:oMathParaPr>
         <m:oMath>
           <m:r>
@@ -5780,8 +6001,8 @@
         </m:oMath>
       </m:oMathPara>
     </w:p>
-    <w:bookmarkEnd w:id="41"/>
-    <w:bookmarkStart w:id="42" w:name="与-d-a-的关系"/>
+    <w:bookmarkEnd w:id="44"/>
+    <w:bookmarkStart w:id="45" w:name="与-d-a-的关系"/>
     <w:p>
       <w:pPr>
         <w:pStyle w:val="Heading3"/>
@@ -5910,9 +6131,9 @@
         </w:pict>
       </w:r>
     </w:p>
-    <w:bookmarkEnd w:id="42"/>
-    <w:bookmarkEnd w:id="43"/>
-    <w:bookmarkStart w:id="47" w:name="八竞赛应用与常见考法"/>
+    <w:bookmarkEnd w:id="45"/>
+    <w:bookmarkEnd w:id="46"/>
+    <w:bookmarkStart w:id="50" w:name="八竞赛应用与常见考法"/>
     <w:p>
       <w:pPr>
         <w:pStyle w:val="Heading2"/>
@@ -5924,7 +6145,7 @@
         <w:t xml:space="preserve">八、竞赛应用与常见考法</w:t>
       </w:r>
     </w:p>
-    <w:bookmarkStart w:id="44" w:name="五种考法"/>
+    <w:bookmarkStart w:id="47" w:name="五种考法"/>
     <w:p>
       <w:pPr>
         <w:pStyle w:val="Heading3"/>
@@ -5960,7 +6181,7 @@
           <w:p>
             <w:pPr>
               <w:pStyle w:val="Compact"/>
-              <w:jc w:val="left"/>
+              <w:jc w:val="center"/>
             </w:pPr>
             <w:r>
               <w:rPr>
@@ -5976,6 +6197,7 @@
           <w:p>
             <w:pPr>
               <w:pStyle w:val="Compact"/>
+              <w:jc w:val="center"/>
             </w:pPr>
             <w:r>
               <w:rPr>
@@ -5991,7 +6213,7 @@
           <w:p>
             <w:pPr>
               <w:pStyle w:val="Compact"/>
-              <w:jc w:val="left"/>
+              <w:jc w:val="center"/>
             </w:pPr>
             <w:r>
               <w:rPr>
@@ -6009,7 +6231,7 @@
           <w:p>
             <w:pPr>
               <w:pStyle w:val="Compact"/>
-              <w:jc w:val="left"/>
+              <w:jc w:val="center"/>
             </w:pPr>
             <w:r>
               <w:rPr>
@@ -6026,6 +6248,7 @@
           <w:p>
             <w:pPr>
               <w:pStyle w:val="Compact"/>
+              <w:jc w:val="center"/>
             </w:pPr>
             <w:r>
               <w:rPr>
@@ -6052,7 +6275,7 @@
           <w:p>
             <w:pPr>
               <w:pStyle w:val="Compact"/>
-              <w:jc w:val="left"/>
+              <w:jc w:val="center"/>
             </w:pPr>
             <w:r>
               <w:rPr>
@@ -6105,7 +6328,7 @@
           <w:p>
             <w:pPr>
               <w:pStyle w:val="Compact"/>
-              <w:jc w:val="left"/>
+              <w:jc w:val="center"/>
             </w:pPr>
             <w:r>
               <w:rPr>
@@ -6122,6 +6345,7 @@
           <w:p>
             <w:pPr>
               <w:pStyle w:val="Compact"/>
+              <w:jc w:val="center"/>
             </w:pPr>
             <w:r>
               <w:rPr>
@@ -6148,7 +6372,7 @@
           <w:p>
             <w:pPr>
               <w:pStyle w:val="Compact"/>
-              <w:jc w:val="left"/>
+              <w:jc w:val="center"/>
             </w:pPr>
             <w:r>
               <w:rPr>
@@ -6213,7 +6437,7 @@
           <w:p>
             <w:pPr>
               <w:pStyle w:val="Compact"/>
-              <w:jc w:val="left"/>
+              <w:jc w:val="center"/>
             </w:pPr>
             <w:r>
               <w:rPr>
@@ -6230,6 +6454,7 @@
           <w:p>
             <w:pPr>
               <w:pStyle w:val="Compact"/>
+              <w:jc w:val="center"/>
             </w:pPr>
             <w:r>
               <w:rPr>
@@ -6262,7 +6487,7 @@
           <w:p>
             <w:pPr>
               <w:pStyle w:val="Compact"/>
-              <w:jc w:val="left"/>
+              <w:jc w:val="center"/>
             </w:pPr>
             <w:r>
               <w:rPr>
@@ -6291,7 +6516,7 @@
           <w:p>
             <w:pPr>
               <w:pStyle w:val="Compact"/>
-              <w:jc w:val="left"/>
+              <w:jc w:val="center"/>
             </w:pPr>
             <w:r>
               <w:rPr>
@@ -6316,6 +6541,7 @@
           <w:p>
             <w:pPr>
               <w:pStyle w:val="Compact"/>
+              <w:jc w:val="center"/>
             </w:pPr>
             <w:r>
               <w:rPr>
@@ -6342,7 +6568,7 @@
           <w:p>
             <w:pPr>
               <w:pStyle w:val="Compact"/>
-              <w:jc w:val="left"/>
+              <w:jc w:val="center"/>
             </w:pPr>
             <w:r>
               <w:rPr>
@@ -6371,7 +6597,7 @@
           <w:p>
             <w:pPr>
               <w:pStyle w:val="Compact"/>
-              <w:jc w:val="left"/>
+              <w:jc w:val="center"/>
             </w:pPr>
             <w:r>
               <w:rPr>
@@ -6388,6 +6614,7 @@
           <w:p>
             <w:pPr>
               <w:pStyle w:val="Compact"/>
+              <w:jc w:val="center"/>
             </w:pPr>
             <w:r>
               <w:rPr>
@@ -6414,7 +6641,7 @@
           <w:p>
             <w:pPr>
               <w:pStyle w:val="Compact"/>
-              <w:jc w:val="left"/>
+              <w:jc w:val="center"/>
             </w:pPr>
             <w:r>
               <w:rPr>
@@ -6450,8 +6677,8 @@
         </w:tc>
       </w:tr>
     </w:tbl>
-    <w:bookmarkEnd w:id="44"/>
-    <w:bookmarkStart w:id="45" w:name="记忆工具箱"/>
+    <w:bookmarkEnd w:id="47"/>
+    <w:bookmarkStart w:id="48" w:name="记忆工具箱"/>
     <w:p>
       <w:pPr>
         <w:pStyle w:val="Heading3"/>
@@ -6485,7 +6712,7 @@
           <w:p>
             <w:pPr>
               <w:pStyle w:val="Compact"/>
-              <w:jc w:val="left"/>
+              <w:jc w:val="center"/>
             </w:pPr>
             <w:r>
               <w:rPr>
@@ -6501,7 +6728,7 @@
           <w:p>
             <w:pPr>
               <w:pStyle w:val="Compact"/>
-              <w:jc w:val="right"/>
+              <w:jc w:val="center"/>
             </w:pPr>
             <w:r>
               <w:rPr>
@@ -6519,7 +6746,7 @@
           <w:p>
             <w:pPr>
               <w:pStyle w:val="Compact"/>
-              <w:jc w:val="left"/>
+              <w:jc w:val="center"/>
             </w:pPr>
             <w:r>
               <w:rPr>
@@ -6546,7 +6773,7 @@
           <w:p>
             <w:pPr>
               <w:pStyle w:val="Compact"/>
-              <w:jc w:val="right"/>
+              <w:jc w:val="center"/>
             </w:pPr>
             <w:r>
               <w:rPr>
@@ -6581,7 +6808,7 @@
           <w:p>
             <w:pPr>
               <w:pStyle w:val="Compact"/>
-              <w:jc w:val="left"/>
+              <w:jc w:val="center"/>
             </w:pPr>
             <w:r>
               <w:rPr>
@@ -6602,7 +6829,7 @@
           <w:p>
             <w:pPr>
               <w:pStyle w:val="Compact"/>
-              <w:jc w:val="right"/>
+              <w:jc w:val="center"/>
             </w:pPr>
             <w:r>
               <w:rPr>
@@ -6639,7 +6866,7 @@
           <w:p>
             <w:pPr>
               <w:pStyle w:val="Compact"/>
-              <w:jc w:val="left"/>
+              <w:jc w:val="center"/>
             </w:pPr>
             <w:r>
               <w:rPr>
@@ -6672,7 +6899,7 @@
           <w:p>
             <w:pPr>
               <w:pStyle w:val="Compact"/>
-              <w:jc w:val="right"/>
+              <w:jc w:val="center"/>
             </w:pPr>
             <w:r>
               <w:rPr>
@@ -6707,7 +6934,7 @@
           <w:p>
             <w:pPr>
               <w:pStyle w:val="Compact"/>
-              <w:jc w:val="left"/>
+              <w:jc w:val="center"/>
             </w:pPr>
             <w:r>
               <w:rPr>
@@ -6734,7 +6961,7 @@
           <w:p>
             <w:pPr>
               <w:pStyle w:val="Compact"/>
-              <w:jc w:val="right"/>
+              <w:jc w:val="center"/>
             </w:pPr>
             <w:r>
               <w:rPr>
@@ -6751,7 +6978,7 @@
           <w:p>
             <w:pPr>
               <w:pStyle w:val="Compact"/>
-              <w:jc w:val="left"/>
+              <w:jc w:val="center"/>
             </w:pPr>
             <w:r>
               <w:rPr>
@@ -6772,7 +6999,7 @@
           <w:p>
             <w:pPr>
               <w:pStyle w:val="Compact"/>
-              <w:jc w:val="right"/>
+              <w:jc w:val="center"/>
             </w:pPr>
             <w:r>
               <w:rPr>
@@ -6803,7 +7030,7 @@
           <w:p>
             <w:pPr>
               <w:pStyle w:val="Compact"/>
-              <w:jc w:val="left"/>
+              <w:jc w:val="center"/>
             </w:pPr>
             <w:r>
               <w:rPr>
@@ -6836,7 +7063,7 @@
           <w:p>
             <w:pPr>
               <w:pStyle w:val="Compact"/>
-              <w:jc w:val="right"/>
+              <w:jc w:val="center"/>
             </w:pPr>
             <w:r>
               <w:rPr>
@@ -6848,8 +7075,8 @@
         </w:tc>
       </w:tr>
     </w:tbl>
-    <w:bookmarkEnd w:id="45"/>
-    <w:bookmarkStart w:id="46" w:name="高频陷阱"/>
+    <w:bookmarkEnd w:id="48"/>
+    <w:bookmarkStart w:id="49" w:name="高频陷阱"/>
     <w:p>
       <w:pPr>
         <w:pStyle w:val="Heading3"/>
@@ -6884,7 +7111,7 @@
           <w:p>
             <w:pPr>
               <w:pStyle w:val="Compact"/>
-              <w:jc w:val="left"/>
+              <w:jc w:val="center"/>
             </w:pPr>
             <w:r>
               <w:rPr>
@@ -6900,6 +7127,7 @@
           <w:p>
             <w:pPr>
               <w:pStyle w:val="Compact"/>
+              <w:jc w:val="center"/>
             </w:pPr>
             <w:r>
               <w:rPr>
@@ -6917,7 +7145,7 @@
           <w:p>
             <w:pPr>
               <w:pStyle w:val="Compact"/>
-              <w:jc w:val="left"/>
+              <w:jc w:val="center"/>
             </w:pPr>
             <w:r>
               <w:rPr>
@@ -6938,6 +7166,7 @@
           <w:p>
             <w:pPr>
               <w:pStyle w:val="Compact"/>
+              <w:jc w:val="center"/>
             </w:pPr>
             <w:r>
               <w:rPr>
@@ -7000,7 +7229,7 @@
           <w:p>
             <w:pPr>
               <w:pStyle w:val="Compact"/>
-              <w:jc w:val="left"/>
+              <w:jc w:val="center"/>
             </w:pPr>
             <w:r>
               <w:rPr>
@@ -7021,6 +7250,7 @@
           <w:p>
             <w:pPr>
               <w:pStyle w:val="Compact"/>
+              <w:jc w:val="center"/>
             </w:pPr>
             <w:r>
               <w:rPr>
@@ -7061,7 +7291,7 @@
           <w:p>
             <w:pPr>
               <w:pStyle w:val="Compact"/>
-              <w:jc w:val="left"/>
+              <w:jc w:val="center"/>
             </w:pPr>
             <w:r>
               <w:rPr>
@@ -7076,6 +7306,7 @@
           <w:p>
             <w:pPr>
               <w:pStyle w:val="Compact"/>
+              <w:jc w:val="center"/>
             </w:pPr>
             <w:r>
               <w:rPr>
@@ -7110,7 +7341,7 @@
           <w:p>
             <w:pPr>
               <w:pStyle w:val="Compact"/>
-              <w:jc w:val="left"/>
+              <w:jc w:val="center"/>
             </w:pPr>
             <w:r>
               <w:rPr>
@@ -7125,6 +7356,7 @@
           <w:p>
             <w:pPr>
               <w:pStyle w:val="Compact"/>
+              <w:jc w:val="center"/>
             </w:pPr>
             <w:r>
               <w:rPr>
@@ -7155,7 +7387,7 @@
           <w:p>
             <w:pPr>
               <w:pStyle w:val="Compact"/>
-              <w:jc w:val="left"/>
+              <w:jc w:val="center"/>
             </w:pPr>
             <w:r>
               <w:rPr>
@@ -7176,6 +7408,7 @@
           <w:p>
             <w:pPr>
               <w:pStyle w:val="Compact"/>
+              <w:jc w:val="center"/>
             </w:pPr>
             <w:r>
               <w:rPr>
@@ -7214,9 +7447,9 @@
         </w:pict>
       </w:r>
     </w:p>
-    <w:bookmarkEnd w:id="46"/>
-    <w:bookmarkEnd w:id="47"/>
-    <w:bookmarkStart w:id="48" w:name="九反应类型快速鉴别"/>
+    <w:bookmarkEnd w:id="49"/>
+    <w:bookmarkEnd w:id="50"/>
+    <w:bookmarkStart w:id="51" w:name="九反应类型快速鉴别"/>
     <w:p>
       <w:pPr>
         <w:pStyle w:val="Heading2"/>
@@ -7612,8 +7845,8 @@
         </w:pict>
       </w:r>
     </w:p>
-    <w:bookmarkEnd w:id="48"/>
-    <w:bookmarkStart w:id="51" w:name="十关键数据速查"/>
+    <w:bookmarkEnd w:id="51"/>
+    <w:bookmarkStart w:id="54" w:name="十关键数据速查"/>
     <w:p>
       <w:pPr>
         <w:pStyle w:val="Heading2"/>
@@ -7625,7 +7858,7 @@
         <w:t xml:space="preserve">十、关键数据速查</w:t>
       </w:r>
     </w:p>
-    <w:bookmarkStart w:id="49" w:name="周环反应-wh-规则速查表"/>
+    <w:bookmarkStart w:id="52" w:name="周环反应-wh-规则速查表"/>
     <w:p>
       <w:pPr>
         <w:pStyle w:val="Heading3"/>
@@ -7670,7 +7903,7 @@
           <w:p>
             <w:pPr>
               <w:pStyle w:val="Compact"/>
-              <w:jc w:val="left"/>
+              <w:jc w:val="center"/>
             </w:pPr>
             <w:r>
               <w:rPr>
@@ -7686,7 +7919,7 @@
           <w:p>
             <w:pPr>
               <w:pStyle w:val="Compact"/>
-              <w:jc w:val="right"/>
+              <w:jc w:val="center"/>
             </w:pPr>
             <w:r>
               <w:rPr>
@@ -7718,7 +7951,7 @@
           <w:p>
             <w:pPr>
               <w:pStyle w:val="Compact"/>
-              <w:jc w:val="left"/>
+              <w:jc w:val="center"/>
             </w:pPr>
             <w:r>
               <w:rPr>
@@ -7736,7 +7969,7 @@
           <w:p>
             <w:pPr>
               <w:pStyle w:val="Compact"/>
-              <w:jc w:val="left"/>
+              <w:jc w:val="center"/>
             </w:pPr>
             <w:r>
               <w:rPr>
@@ -7757,7 +7990,7 @@
           <w:p>
             <w:pPr>
               <w:pStyle w:val="Compact"/>
-              <w:jc w:val="right"/>
+              <w:jc w:val="center"/>
             </w:pPr>
             <w:r>
               <w:rPr>
@@ -7793,7 +8026,7 @@
           <w:p>
             <w:pPr>
               <w:pStyle w:val="Compact"/>
-              <w:jc w:val="left"/>
+              <w:jc w:val="center"/>
             </w:pPr>
             <w:r>
               <w:rPr>
@@ -7816,7 +8049,7 @@
           <w:p>
             <w:pPr>
               <w:pStyle w:val="Compact"/>
-              <w:jc w:val="left"/>
+              <w:jc w:val="center"/>
             </w:pPr>
             <w:r>
               <w:rPr>
@@ -7837,7 +8070,7 @@
           <w:p>
             <w:pPr>
               <w:pStyle w:val="Compact"/>
-              <w:jc w:val="right"/>
+              <w:jc w:val="center"/>
             </w:pPr>
             <w:r>
               <w:rPr>
@@ -7879,7 +8112,7 @@
           <w:p>
             <w:pPr>
               <w:pStyle w:val="Compact"/>
-              <w:jc w:val="left"/>
+              <w:jc w:val="center"/>
             </w:pPr>
             <w:r>
               <w:rPr>
@@ -7896,7 +8129,7 @@
           <w:p>
             <w:pPr>
               <w:pStyle w:val="Compact"/>
-              <w:jc w:val="left"/>
+              <w:jc w:val="center"/>
             </w:pPr>
             <w:r>
               <w:rPr>
@@ -7917,7 +8150,7 @@
           <w:p>
             <w:pPr>
               <w:pStyle w:val="Compact"/>
-              <w:jc w:val="right"/>
+              <w:jc w:val="center"/>
             </w:pPr>
             <w:r>
               <w:rPr>
@@ -7959,7 +8192,7 @@
           <w:p>
             <w:pPr>
               <w:pStyle w:val="Compact"/>
-              <w:jc w:val="left"/>
+              <w:jc w:val="center"/>
             </w:pPr>
             <w:r>
               <w:rPr>
@@ -7994,7 +8227,7 @@
           <w:p>
             <w:pPr>
               <w:pStyle w:val="Compact"/>
-              <w:jc w:val="left"/>
+              <w:jc w:val="center"/>
             </w:pPr>
             <w:r>
               <w:rPr>
@@ -8015,7 +8248,7 @@
           <w:p>
             <w:pPr>
               <w:pStyle w:val="Compact"/>
-              <w:jc w:val="right"/>
+              <w:jc w:val="center"/>
             </w:pPr>
             <w:r>
               <w:rPr>
@@ -8057,7 +8290,7 @@
           <w:p>
             <w:pPr>
               <w:pStyle w:val="Compact"/>
-              <w:jc w:val="left"/>
+              <w:jc w:val="center"/>
             </w:pPr>
             <w:r>
               <w:rPr>
@@ -8074,7 +8307,7 @@
           <w:p>
             <w:pPr>
               <w:pStyle w:val="Compact"/>
-              <w:jc w:val="left"/>
+              <w:jc w:val="center"/>
             </w:pPr>
             <w:r>
               <w:rPr>
@@ -8095,7 +8328,7 @@
           <w:p>
             <w:pPr>
               <w:pStyle w:val="Compact"/>
-              <w:jc w:val="right"/>
+              <w:jc w:val="center"/>
             </w:pPr>
             <w:r>
               <w:rPr>
@@ -8131,7 +8364,7 @@
           <w:p>
             <w:pPr>
               <w:pStyle w:val="Compact"/>
-              <w:jc w:val="left"/>
+              <w:jc w:val="center"/>
             </w:pPr>
             <w:r>
               <w:rPr>
@@ -8148,7 +8381,7 @@
           <w:p>
             <w:pPr>
               <w:pStyle w:val="Compact"/>
-              <w:jc w:val="left"/>
+              <w:jc w:val="center"/>
             </w:pPr>
             <w:r>
               <w:rPr>
@@ -8169,7 +8402,7 @@
           <w:p>
             <w:pPr>
               <w:pStyle w:val="Compact"/>
-              <w:jc w:val="right"/>
+              <w:jc w:val="center"/>
             </w:pPr>
             <w:r>
               <w:rPr>
@@ -8205,7 +8438,7 @@
           <w:p>
             <w:pPr>
               <w:pStyle w:val="Compact"/>
-              <w:jc w:val="left"/>
+              <w:jc w:val="center"/>
             </w:pPr>
             <w:r>
               <w:rPr>
@@ -8222,7 +8455,7 @@
           <w:p>
             <w:pPr>
               <w:pStyle w:val="Compact"/>
-              <w:jc w:val="left"/>
+              <w:jc w:val="center"/>
             </w:pPr>
             <w:r>
               <w:rPr>
@@ -8243,7 +8476,7 @@
           <w:p>
             <w:pPr>
               <w:pStyle w:val="Compact"/>
-              <w:jc w:val="right"/>
+              <w:jc w:val="center"/>
             </w:pPr>
             <w:r>
               <w:rPr>
@@ -8285,7 +8518,7 @@
           <w:p>
             <w:pPr>
               <w:pStyle w:val="Compact"/>
-              <w:jc w:val="left"/>
+              <w:jc w:val="center"/>
             </w:pPr>
             <w:r>
               <w:rPr>
@@ -8297,8 +8530,8 @@
         </w:tc>
       </w:tr>
     </w:tbl>
-    <w:bookmarkEnd w:id="49"/>
-    <w:bookmarkStart w:id="50" w:name="π-电子计数速查"/>
+    <w:bookmarkEnd w:id="52"/>
+    <w:bookmarkStart w:id="53" w:name="π-电子计数速查"/>
     <w:p>
       <w:pPr>
         <w:pStyle w:val="Heading3"/>
@@ -8333,7 +8566,7 @@
           <w:p>
             <w:pPr>
               <w:pStyle w:val="Compact"/>
-              <w:jc w:val="left"/>
+              <w:jc w:val="center"/>
             </w:pPr>
             <w:r>
               <w:rPr>
@@ -8349,7 +8582,7 @@
           <w:p>
             <w:pPr>
               <w:pStyle w:val="Compact"/>
-              <w:jc w:val="right"/>
+              <w:jc w:val="center"/>
             </w:pPr>
             <w:r>
               <w:rPr>
@@ -8390,7 +8623,7 @@
           <w:p>
             <w:pPr>
               <w:pStyle w:val="Compact"/>
-              <w:jc w:val="left"/>
+              <w:jc w:val="center"/>
             </w:pPr>
             <w:r>
               <w:rPr>
@@ -8405,7 +8638,7 @@
           <w:p>
             <w:pPr>
               <w:pStyle w:val="Compact"/>
-              <w:jc w:val="right"/>
+              <w:jc w:val="center"/>
             </w:pPr>
             <w:r>
               <w:rPr>
@@ -8437,7 +8670,7 @@
           <w:p>
             <w:pPr>
               <w:pStyle w:val="Compact"/>
-              <w:jc w:val="left"/>
+              <w:jc w:val="center"/>
             </w:pPr>
             <w:r>
               <w:rPr>
@@ -8452,7 +8685,7 @@
           <w:p>
             <w:pPr>
               <w:pStyle w:val="Compact"/>
-              <w:jc w:val="right"/>
+              <w:jc w:val="center"/>
             </w:pPr>
             <w:r>
               <w:rPr>
@@ -8484,7 +8717,7 @@
           <w:p>
             <w:pPr>
               <w:pStyle w:val="Compact"/>
-              <w:jc w:val="left"/>
+              <w:jc w:val="center"/>
             </w:pPr>
             <w:r>
               <w:rPr>
@@ -8499,7 +8732,7 @@
           <w:p>
             <w:pPr>
               <w:pStyle w:val="Compact"/>
-              <w:jc w:val="right"/>
+              <w:jc w:val="center"/>
             </w:pPr>
             <w:r>
               <w:rPr>
@@ -8531,7 +8764,7 @@
           <w:p>
             <w:pPr>
               <w:pStyle w:val="Compact"/>
-              <w:jc w:val="left"/>
+              <w:jc w:val="center"/>
             </w:pPr>
             <w:r>
               <w:rPr>
@@ -8546,7 +8779,7 @@
           <w:p>
             <w:pPr>
               <w:pStyle w:val="Compact"/>
-              <w:jc w:val="right"/>
+              <w:jc w:val="center"/>
             </w:pPr>
             <w:r>
               <w:rPr>
@@ -8578,7 +8811,7 @@
           <w:p>
             <w:pPr>
               <w:pStyle w:val="Compact"/>
-              <w:jc w:val="left"/>
+              <w:jc w:val="center"/>
             </w:pPr>
             <w:r>
               <w:rPr>
@@ -8593,7 +8826,7 @@
           <w:p>
             <w:pPr>
               <w:pStyle w:val="Compact"/>
-              <w:jc w:val="right"/>
+              <w:jc w:val="center"/>
             </w:pPr>
             <w:r>
               <w:rPr>
@@ -8655,9 +8888,9 @@
         <w:t xml:space="preserve">内容综合生成。</w:t>
       </w:r>
     </w:p>
-    <w:bookmarkEnd w:id="50"/>
-    <w:bookmarkEnd w:id="51"/>
-    <w:bookmarkEnd w:id="52"/>
+    <w:bookmarkEnd w:id="53"/>
+    <w:bookmarkEnd w:id="54"/>
+    <w:bookmarkEnd w:id="55"/>
     <w:sectPr>
       <w:footerReference w:type="default" r:id="rId9"/>
       <w:footnotePr>
